--- a/word_reports/LP_0149_위치_103_Freddle Aguilar_Anak.docx
+++ b/word_reports/LP_0149_위치_103_Freddle Aguilar_Anak.docx
@@ -4,7 +4,7 @@
   <w:body>
     <w:p>
       <w:pPr>
-        <w:spacing w:after="280"/>
+        <w:spacing w:after="80"/>
       </w:pPr>
       <w:r>
         <w:rPr w:rFonts="맑은 고딕">
@@ -13,94 +13,47 @@
           <w:color w:val="1E3A8A"/>
           <w:sz w:val="30"/>
         </w:rPr>
-        <w:t>[103] Freddle Aguilar - Anak</w:t>
+        <w:t>Freddle Aguilar (프레들 아길라르) - Anak</w:t>
       </w:r>
     </w:p>
     <w:p>
       <w:pPr>
-        <w:spacing w:after="320"/>
+        <w:spacing w:after="240"/>
       </w:pPr>
       <w:r>
         <w:rPr w:rFonts="맑은 고딕">
           <w:rFonts w:ascii="맑은 고딕" w:hAnsi="맑은 고딕" w:eastAsia="맑은 고딕"/>
           <w:b/>
-          <w:sz w:val="20"/>
+          <w:color w:val="4B5563"/>
+          <w:sz w:val="22"/>
         </w:rPr>
-        <w:t>■ 위치 : 103</w:t>
-        <w:br/>
-      </w:r>
-      <w:r>
-        <w:rPr w:rFonts="맑은 고딕">
-          <w:rFonts w:ascii="맑은 고딕" w:hAnsi="맑은 고딕" w:eastAsia="맑은 고딕"/>
-          <w:b/>
-          <w:sz w:val="20"/>
-        </w:rPr>
-        <w:t>■ 아티스트 : Freddle Aguilar</w:t>
-        <w:br/>
-      </w:r>
-      <w:r>
-        <w:rPr w:rFonts="맑은 고딕">
-          <w:rFonts w:ascii="맑은 고딕" w:hAnsi="맑은 고딕" w:eastAsia="맑은 고딕"/>
-          <w:b/>
-          <w:sz w:val="20"/>
-        </w:rPr>
-        <w:t>■ 앨범명 : Anak</w:t>
-        <w:br/>
-      </w:r>
-      <w:r>
-        <w:rPr w:rFonts="맑은 고딕">
-          <w:rFonts w:ascii="맑은 고딕" w:hAnsi="맑은 고딕" w:eastAsia="맑은 고딕"/>
-          <w:b w:val="0"/>
-          <w:sz w:val="20"/>
-        </w:rPr>
-        <w:t>■ 음반 레이블 : Sunshine Records (선샤인 레코드)</w:t>
-        <w:br/>
-      </w:r>
-      <w:r>
-        <w:rPr w:rFonts="맑은 고딕">
-          <w:rFonts w:ascii="맑은 고딕" w:hAnsi="맑은 고딕" w:eastAsia="맑은 고딕"/>
-          <w:b w:val="0"/>
-          <w:sz w:val="20"/>
-        </w:rPr>
-        <w:t>■ 발매년도 : 1978</w:t>
-        <w:br/>
-      </w:r>
-      <w:r>
-        <w:rPr w:rFonts="맑은 고딕">
-          <w:rFonts w:ascii="맑은 고딕" w:hAnsi="맑은 고딕" w:eastAsia="맑은 고딕"/>
-          <w:b w:val="0"/>
-          <w:sz w:val="20"/>
-        </w:rPr>
-        <w:t>■ 장르 : 포크, 포크 록, OPM (Original Pilipino Music)</w:t>
-        <w:br/>
-      </w:r>
-      <w:r>
-        <w:rPr w:rFonts="맑은 고딕">
-          <w:rFonts w:ascii="맑은 고딕" w:hAnsi="맑은 고딕" w:eastAsia="맑은 고딕"/>
-          <w:b w:val="0"/>
-          <w:sz w:val="20"/>
-        </w:rPr>
-        <w:t>■ 주요 수록곡 : 1. Anak</w:t>
-        <w:br/>
+        <w:t>위치 :  103</w:t>
       </w:r>
     </w:p>
     <w:p>
       <w:pPr>
-        <w:spacing w:after="160"/>
+        <w:spacing w:line="324" w:lineRule="auto" w:before="80" w:after="160"/>
       </w:pPr>
       <w:r>
         <w:rPr w:rFonts="맑은 고딕">
           <w:rFonts w:ascii="맑은 고딕" w:hAnsi="맑은 고딕" w:eastAsia="맑은 고딕"/>
           <w:b/>
           <w:color w:val="1F2937"/>
-          <w:sz w:val="24"/>
+          <w:sz w:val="22"/>
         </w:rPr>
-        <w:t>■ 음반 해설 및 감상 가이드</w:t>
+        <w:t xml:space="preserve">[음반 소개] </w:t>
+      </w:r>
+      <w:r>
+        <w:rPr w:rFonts="맑은 고딕">
+          <w:rFonts w:ascii="맑은 고딕" w:hAnsi="맑은 고딕" w:eastAsia="맑은 고딕"/>
+          <w:b w:val="0"/>
+          <w:sz w:val="21"/>
+        </w:rPr>
       </w:r>
     </w:p>
     <w:p>
       <w:pPr>
-        <w:spacing w:line="312" w:lineRule="auto" w:after="120"/>
+        <w:spacing w:line="324" w:lineRule="auto" w:after="120"/>
       </w:pPr>
       <w:r>
         <w:rPr w:rFonts="맑은 고딕">
@@ -108,51 +61,516 @@
           <w:b w:val="0"/>
           <w:sz w:val="21"/>
         </w:rPr>
-        <w:t>필리핀을 대표하는 민중 가수로 추앙받는 프레디 아길라(Freddie Aguilar)의 1978년 데뷔 음반 《Anak》은 아시아 대중음악 역사상 가장 독보적인 발자취를 남긴 불후의 명반입니다. 앨범과 동명의 타이틀곡인 'Anak(자식)'은 발매 당시 필리핀 국내를 넘어 전 세계 50여 개국 이상에서 번안 및 발매되었으며, 수천만 장의 판매고를 기록하는 기적을 일궈냈습니다. 언어의 장벽을 뛰어넘어 보편적인 인간의 감정을 터치한 이 음반은 아시아 포크 음악이 글로벌 음악 시장에서 당당히 거둔 거대한 성가(聖歌)였습니다.</w:t>
+        <w:t>동양의 소박한 선율에 부모와 자식 간의 숭고한 사랑과 회한을 담아낸 이 음반은, 언어의 장벽을 넘어 전 세계 수많은 이들의 심금을 울린 불멸의 명작입니다. 필리핀 민중 음악인 ‘피노이 포크(Pinoy Folk)’의 정수가 깃든 어쿠스틱 기타와 애절하면서도 호소력 짙은 보컬은 아시아 대중음악이 도달한 가장 순수하고 깊은 정점을 보여줍니다. 찰나의 유행을 지나 반세기가 흐른 지금까지도 여전히 가슴 깊은 곳을 정화하는 따뜻한 온기를 품고 있으며, 우리네 청춘의 기억 한구석에 아련한 그리움과 모성·부성의 헌신으로 각인되어 있는 앨범입니다.</w:t>
       </w:r>
     </w:p>
     <w:p>
       <w:pPr>
-        <w:spacing w:line="312" w:lineRule="auto" w:after="120"/>
+        <w:spacing w:line="324" w:lineRule="auto" w:before="200" w:after="80"/>
       </w:pPr>
+      <w:r>
+        <w:rPr w:rFonts="맑은 고딕">
+          <w:rFonts w:ascii="맑은 고딕" w:hAnsi="맑은 고딕" w:eastAsia="맑은 고딕"/>
+          <w:b/>
+          <w:color w:val="1E3A8A"/>
+          <w:sz w:val="24"/>
+        </w:rPr>
+        <w:t>1. 음반 데이터</w:t>
+      </w:r>
+    </w:p>
+    <w:p>
+      <w:pPr>
+        <w:spacing w:line="324" w:lineRule="auto" w:after="80"/>
+      </w:pPr>
+      <w:r>
+        <w:rPr w:rFonts="맑은 고딕">
+          <w:rFonts w:ascii="맑은 고딕" w:hAnsi="맑은 고딕" w:eastAsia="맑은 고딕"/>
+          <w:b w:val="0"/>
+          <w:color w:val="6B7280"/>
+          <w:sz w:val="21"/>
+        </w:rPr>
+        <w:t xml:space="preserve">· </w:t>
+      </w:r>
+      <w:r>
+        <w:rPr w:rFonts="맑은 고딕">
+          <w:rFonts w:ascii="맑은 고딕" w:hAnsi="맑은 고딕" w:eastAsia="맑은 고딕"/>
+          <w:b/>
+          <w:color w:val="1F2937"/>
+          <w:sz w:val="21"/>
+        </w:rPr>
+        <w:t xml:space="preserve">앨범명: </w:t>
+      </w:r>
       <w:r>
         <w:rPr w:rFonts="맑은 고딕">
           <w:rFonts w:ascii="맑은 고딕" w:hAnsi="맑은 고딕" w:eastAsia="맑은 고딕"/>
           <w:b w:val="0"/>
           <w:sz w:val="21"/>
         </w:rPr>
-        <w:t>음반의 핵심을 이루는 'Anak'은 아길라 자신의 자전적인 방황과 성찰을 담아낸 서사시입니다. 어린 시절 부모의 뜻을 거역하고 자만과 방탕으로 일탈했던 자신의 지난날을 뉘우치며, 어떤 순간에도 자식을 포기하지 않고 용서로 품어준 부모의 무조건적인 사랑을 노래합니다. 곡 전체를 지배하는 정갈한 어쿠스틱 기타 리프와 아길라 특유의 깊고 애절한 음색은 듣는 이의 마음을 단숨에 사로잡으며, 부모와 자식 간의 숭고한 유대라는 주제를 강렬하게 각인시킵니다.</w:t>
+        <w:t>Anak</w:t>
       </w:r>
     </w:p>
     <w:p>
       <w:pPr>
-        <w:spacing w:line="312" w:lineRule="auto" w:after="120"/>
+        <w:spacing w:line="324" w:lineRule="auto" w:after="80"/>
       </w:pPr>
+      <w:r>
+        <w:rPr w:rFonts="맑은 고딕">
+          <w:rFonts w:ascii="맑은 고딕" w:hAnsi="맑은 고딕" w:eastAsia="맑은 고딕"/>
+          <w:b w:val="0"/>
+          <w:color w:val="6B7280"/>
+          <w:sz w:val="21"/>
+        </w:rPr>
+        <w:t xml:space="preserve">· </w:t>
+      </w:r>
+      <w:r>
+        <w:rPr w:rFonts="맑은 고딕">
+          <w:rFonts w:ascii="맑은 고딕" w:hAnsi="맑은 고딕" w:eastAsia="맑은 고딕"/>
+          <w:b/>
+          <w:color w:val="1F2937"/>
+          <w:sz w:val="21"/>
+        </w:rPr>
+        <w:t xml:space="preserve">아티스트: </w:t>
+      </w:r>
       <w:r>
         <w:rPr w:rFonts="맑은 고딕">
           <w:rFonts w:ascii="맑은 고딕" w:hAnsi="맑은 고딕" w:eastAsia="맑은 고딕"/>
           <w:b w:val="0"/>
           <w:sz w:val="21"/>
         </w:rPr>
-        <w:t>음반 전체를 관통하는 음악적 특징은 화려한 기교 대신 진정성 있는 멜로디와 서정적인 포크 사운드에 있습니다. 'Kinabukasan(미래)'이나 'Pinoy(필리핀인)'와 같은 수록곡들 역시 필리핀 고유의 정서와 민중의 삶, 사회적 통찰을 소박하면서도 깊이 있는 어쿠스틱 록의 어법으로 담아냈습니다. 과장 없는 담백한 편곡 위에 얹어진 그의 보컬은 때로는 절제된 슬픔을, 때로는 삶을 향한 강인한 의지를 발산하며 음반 전반의 완성도를 단단하게 지지합니다.</w:t>
+        <w:t>Freddle Aguilar (프레들 아길라르)</w:t>
       </w:r>
     </w:p>
     <w:p>
       <w:pPr>
-        <w:spacing w:line="312" w:lineRule="auto" w:after="120"/>
+        <w:spacing w:line="324" w:lineRule="auto" w:after="80"/>
       </w:pPr>
+      <w:r>
+        <w:rPr w:rFonts="맑은 고딕">
+          <w:rFonts w:ascii="맑은 고딕" w:hAnsi="맑은 고딕" w:eastAsia="맑은 고딕"/>
+          <w:b w:val="0"/>
+          <w:color w:val="6B7280"/>
+          <w:sz w:val="21"/>
+        </w:rPr>
+        <w:t xml:space="preserve">· </w:t>
+      </w:r>
+      <w:r>
+        <w:rPr w:rFonts="맑은 고딕">
+          <w:rFonts w:ascii="맑은 고딕" w:hAnsi="맑은 고딕" w:eastAsia="맑은 고딕"/>
+          <w:b/>
+          <w:color w:val="1F2937"/>
+          <w:sz w:val="21"/>
+        </w:rPr>
+        <w:t xml:space="preserve">발매 정보: </w:t>
+      </w:r>
       <w:r>
         <w:rPr w:rFonts="맑은 고딕">
           <w:rFonts w:ascii="맑은 고딕" w:hAnsi="맑은 고딕" w:eastAsia="맑은 고딕"/>
           <w:b w:val="0"/>
           <w:sz w:val="21"/>
         </w:rPr>
-        <w:t>《Anak》은 단순한 가요 음반을 넘어, 1970년대 아시아 음악의 자존심을 세운 시대의 유산입니다. 세월이 흘러도 변하지 않는 부모의 사랑과 삶에 대한 깊은 성찰을 다룬 이 앨범은 오늘날 감상하더라도 여전히 가슴 먹먹한 울림과 묵직한 감동을 선사합니다. 어쿠스틱 기타 한 대와 진솔한 목소리만으로 온 세상을 울린 프레디 아길라의 이 위대한 명작은 LP라는 아날로그 매체의 따뜻한 질감과 만날 때 비로소 그 진가를 완벽하게 발휘합니다.</w:t>
+        <w:t>1978년 필리핀 메트로 마닐라 대중가요 축제(Metropop Song Festival) 참가를 계기로 전 세계에 공개된 데뷔 명반으로, 영미권 팝 중심의 판도를 뒤흔들며 아시아 포크의 서정성을 지구촌 곳곳에 아로새긴 역사적 기념비입니다.</w:t>
+      </w:r>
+    </w:p>
+    <w:p>
+      <w:pPr>
+        <w:spacing w:line="324" w:lineRule="auto" w:after="80"/>
+      </w:pPr>
+      <w:r>
+        <w:rPr w:rFonts="맑은 고딕">
+          <w:rFonts w:ascii="맑은 고딕" w:hAnsi="맑은 고딕" w:eastAsia="맑은 고딕"/>
+          <w:b w:val="0"/>
+          <w:color w:val="6B7280"/>
+          <w:sz w:val="21"/>
+        </w:rPr>
+        <w:t xml:space="preserve">· </w:t>
+      </w:r>
+      <w:r>
+        <w:rPr w:rFonts="맑은 고딕">
+          <w:rFonts w:ascii="맑은 고딕" w:hAnsi="맑은 고딕" w:eastAsia="맑은 고딕"/>
+          <w:b/>
+          <w:color w:val="1F2937"/>
+          <w:sz w:val="21"/>
+        </w:rPr>
+        <w:t xml:space="preserve">LP 인기도(판매량): </w:t>
+      </w:r>
+      <w:r>
+        <w:rPr w:rFonts="맑은 고딕">
+          <w:rFonts w:ascii="맑은 고딕" w:hAnsi="맑은 고딕" w:eastAsia="맑은 고딕"/>
+          <w:b w:val="0"/>
+          <w:sz w:val="21"/>
+        </w:rPr>
+        <w:t>발매 직후 필리핀을 넘어 일본 오리콘 차트 상위권 진입과 서유럽 각국 차트 정상을 석권하였으며, 전 세계 50여 개국에서 다양한 언어로 번안되며 단일 곡 및 앨범 통산 수천만 장의 경이로운 판매고를 기록하였습니다.</w:t>
+      </w:r>
+    </w:p>
+    <w:p>
+      <w:pPr>
+        <w:spacing w:line="324" w:lineRule="auto" w:after="80"/>
+      </w:pPr>
+      <w:r>
+        <w:rPr w:rFonts="맑은 고딕">
+          <w:rFonts w:ascii="맑은 고딕" w:hAnsi="맑은 고딕" w:eastAsia="맑은 고딕"/>
+          <w:b w:val="0"/>
+          <w:color w:val="6B7280"/>
+          <w:sz w:val="21"/>
+        </w:rPr>
+        <w:t xml:space="preserve">· </w:t>
+      </w:r>
+      <w:r>
+        <w:rPr w:rFonts="맑은 고딕">
+          <w:rFonts w:ascii="맑은 고딕" w:hAnsi="맑은 고딕" w:eastAsia="맑은 고딕"/>
+          <w:b/>
+          <w:color w:val="1F2937"/>
+          <w:sz w:val="21"/>
+        </w:rPr>
+        <w:t xml:space="preserve">각종 수상경력: </w:t>
+      </w:r>
+      <w:r>
+        <w:rPr w:rFonts="맑은 고딕">
+          <w:rFonts w:ascii="맑은 고딕" w:hAnsi="맑은 고딕" w:eastAsia="맑은 고딕"/>
+          <w:b w:val="0"/>
+          <w:sz w:val="21"/>
+        </w:rPr>
+        <w:t>제1회 메트로 마닐라 대중음악 축제 결선 진출을 시작으로 아시아 및 유럽 각국에서 수많은 골드 및 플래티넘 디스크를 수상하였으며, 필리핀 음악 명예의 전당 격인 다수의 권위 있는 시상식에서 역사상 가장 위대한 음악적 성취로 공인받았습니다.</w:t>
+      </w:r>
+    </w:p>
+    <w:p>
+      <w:pPr>
+        <w:spacing w:line="324" w:lineRule="auto" w:before="200" w:after="80"/>
+      </w:pPr>
+      <w:r>
+        <w:rPr w:rFonts="맑은 고딕">
+          <w:rFonts w:ascii="맑은 고딕" w:hAnsi="맑은 고딕" w:eastAsia="맑은 고딕"/>
+          <w:b/>
+          <w:color w:val="1E3A8A"/>
+          <w:sz w:val="24"/>
+        </w:rPr>
+        <w:t>2. 아티스트 정보</w:t>
+      </w:r>
+    </w:p>
+    <w:p>
+      <w:pPr>
+        <w:spacing w:line="324" w:lineRule="auto" w:after="80"/>
+      </w:pPr>
+      <w:r>
+        <w:rPr w:rFonts="맑은 고딕">
+          <w:rFonts w:ascii="맑은 고딕" w:hAnsi="맑은 고딕" w:eastAsia="맑은 고딕"/>
+          <w:b w:val="0"/>
+          <w:color w:val="6B7280"/>
+          <w:sz w:val="21"/>
+        </w:rPr>
+        <w:t xml:space="preserve">· </w:t>
+      </w:r>
+      <w:r>
+        <w:rPr w:rFonts="맑은 고딕">
+          <w:rFonts w:ascii="맑은 고딕" w:hAnsi="맑은 고딕" w:eastAsia="맑은 고딕"/>
+          <w:b/>
+          <w:color w:val="1F2937"/>
+          <w:sz w:val="21"/>
+        </w:rPr>
+        <w:t xml:space="preserve">국적: </w:t>
+      </w:r>
+      <w:r>
+        <w:rPr w:rFonts="맑은 고딕">
+          <w:rFonts w:ascii="맑은 고딕" w:hAnsi="맑은 고딕" w:eastAsia="맑은 고딕"/>
+          <w:b w:val="0"/>
+          <w:sz w:val="21"/>
+        </w:rPr>
+        <w:t>필리핀 (Philippines)</w:t>
+      </w:r>
+    </w:p>
+    <w:p>
+      <w:pPr>
+        <w:spacing w:line="324" w:lineRule="auto" w:after="80"/>
+      </w:pPr>
+      <w:r>
+        <w:rPr w:rFonts="맑은 고딕">
+          <w:rFonts w:ascii="맑은 고딕" w:hAnsi="맑은 고딕" w:eastAsia="맑은 고딕"/>
+          <w:b w:val="0"/>
+          <w:color w:val="6B7280"/>
+          <w:sz w:val="21"/>
+        </w:rPr>
+        <w:t xml:space="preserve">· </w:t>
+      </w:r>
+      <w:r>
+        <w:rPr w:rFonts="맑은 고딕">
+          <w:rFonts w:ascii="맑은 고딕" w:hAnsi="맑은 고딕" w:eastAsia="맑은 고딕"/>
+          <w:b/>
+          <w:color w:val="1F2937"/>
+          <w:sz w:val="21"/>
+        </w:rPr>
+        <w:t xml:space="preserve">생몰년도: </w:t>
+      </w:r>
+      <w:r>
+        <w:rPr w:rFonts="맑은 고딕">
+          <w:rFonts w:ascii="맑은 고딕" w:hAnsi="맑은 고딕" w:eastAsia="맑은 고딕"/>
+          <w:b w:val="0"/>
+          <w:sz w:val="21"/>
+        </w:rPr>
+        <w:t>1953년 2월 5일 ~ 현재</w:t>
+      </w:r>
+    </w:p>
+    <w:p>
+      <w:pPr>
+        <w:spacing w:line="324" w:lineRule="auto" w:after="80"/>
+      </w:pPr>
+      <w:r>
+        <w:rPr w:rFonts="맑은 고딕">
+          <w:rFonts w:ascii="맑은 고딕" w:hAnsi="맑은 고딕" w:eastAsia="맑은 고딕"/>
+          <w:b w:val="0"/>
+          <w:color w:val="6B7280"/>
+          <w:sz w:val="21"/>
+        </w:rPr>
+        <w:t xml:space="preserve">· </w:t>
+      </w:r>
+      <w:r>
+        <w:rPr w:rFonts="맑은 고딕">
+          <w:rFonts w:ascii="맑은 고딕" w:hAnsi="맑은 고딕" w:eastAsia="맑은 고딕"/>
+          <w:b/>
+          <w:color w:val="1F2937"/>
+          <w:sz w:val="21"/>
+        </w:rPr>
+        <w:t xml:space="preserve">그룹 소속: </w:t>
+      </w:r>
+      <w:r>
+        <w:rPr w:rFonts="맑은 고딕">
+          <w:rFonts w:ascii="맑은 고딕" w:hAnsi="맑은 고딕" w:eastAsia="맑은 고딕"/>
+          <w:b w:val="0"/>
+          <w:sz w:val="21"/>
+        </w:rPr>
+        <w:t>솔로 (포크 싱어송라이터)</w:t>
+      </w:r>
+    </w:p>
+    <w:p>
+      <w:pPr>
+        <w:spacing w:line="324" w:lineRule="auto" w:after="80"/>
+      </w:pPr>
+      <w:r>
+        <w:rPr w:rFonts="맑은 고딕">
+          <w:rFonts w:ascii="맑은 고딕" w:hAnsi="맑은 고딕" w:eastAsia="맑은 고딕"/>
+          <w:b w:val="0"/>
+          <w:color w:val="6B7280"/>
+          <w:sz w:val="21"/>
+        </w:rPr>
+        <w:t xml:space="preserve">· </w:t>
+      </w:r>
+      <w:r>
+        <w:rPr w:rFonts="맑은 고딕">
+          <w:rFonts w:ascii="맑은 고딕" w:hAnsi="맑은 고딕" w:eastAsia="맑은 고딕"/>
+          <w:b/>
+          <w:color w:val="1F2937"/>
+          <w:sz w:val="21"/>
+        </w:rPr>
+        <w:t xml:space="preserve">아티스트 소개: </w:t>
+      </w:r>
+      <w:r>
+        <w:rPr w:rFonts="맑은 고딕">
+          <w:rFonts w:ascii="맑은 고딕" w:hAnsi="맑은 고딕" w:eastAsia="맑은 고딕"/>
+          <w:b w:val="0"/>
+          <w:sz w:val="21"/>
+        </w:rPr>
+        <w:t>프레디 아길라르는 필리핀 민중의 고단한 삶과 영혼을 노래하며 ‘피노이 포크’의 부흥을 이끈 전설적인 음유시인입니다. 단순한 대중가수를 넘어 독재 정권에 맞선 저항과 민중의 아픔, 인간 본연의 고뇌를 투명하고 진솔한 목소리로 대변하며 아시아 팝 역사에 독보적인 족적을 남긴 거장입니다.</w:t>
+      </w:r>
+    </w:p>
+    <w:p>
+      <w:pPr>
+        <w:spacing w:line="324" w:lineRule="auto" w:before="200" w:after="80"/>
+      </w:pPr>
+      <w:r>
+        <w:rPr w:rFonts="맑은 고딕">
+          <w:rFonts w:ascii="맑은 고딕" w:hAnsi="맑은 고딕" w:eastAsia="맑은 고딕"/>
+          <w:b/>
+          <w:color w:val="1E3A8A"/>
+          <w:sz w:val="24"/>
+        </w:rPr>
+        <w:t>3. 음반 상세 분석</w:t>
+      </w:r>
+    </w:p>
+    <w:p>
+      <w:pPr>
+        <w:spacing w:line="324" w:lineRule="auto" w:after="80"/>
+      </w:pPr>
+      <w:r>
+        <w:rPr w:rFonts="맑은 고딕">
+          <w:rFonts w:ascii="맑은 고딕" w:hAnsi="맑은 고딕" w:eastAsia="맑은 고딕"/>
+          <w:b w:val="0"/>
+          <w:color w:val="6B7280"/>
+          <w:sz w:val="21"/>
+        </w:rPr>
+        <w:t xml:space="preserve">· </w:t>
+      </w:r>
+      <w:r>
+        <w:rPr w:rFonts="맑은 고딕">
+          <w:rFonts w:ascii="맑은 고딕" w:hAnsi="맑은 고딕" w:eastAsia="맑은 고딕"/>
+          <w:b/>
+          <w:color w:val="1F2937"/>
+          <w:sz w:val="21"/>
+        </w:rPr>
+        <w:t xml:space="preserve">역사적 위치: </w:t>
+      </w:r>
+      <w:r>
+        <w:rPr w:rFonts="맑은 고딕">
+          <w:rFonts w:ascii="맑은 고딕" w:hAnsi="맑은 고딕" w:eastAsia="맑은 고딕"/>
+          <w:b w:val="0"/>
+          <w:sz w:val="21"/>
+        </w:rPr>
+        <w:t>비영어권 음반이라는 언어적 한계를 초월하여 아시아 로컬 포크 음악이 전 지구적 보편성을 획득할 수 있음을 증명한 팝 음악사의 기념비적 역작입니다. 어쿠스틱 기타 한 대와 투박한 울림만으로도 국경과 인종을 넘어선 인류 공통의 감정인 '가족애'를 완벽하게 포착해 내며 클래식의 반열에 올랐습니다.</w:t>
+      </w:r>
+    </w:p>
+    <w:p>
+      <w:pPr>
+        <w:spacing w:line="324" w:lineRule="auto" w:after="80"/>
+      </w:pPr>
+      <w:r>
+        <w:rPr w:rFonts="맑은 고딕">
+          <w:rFonts w:ascii="맑은 고딕" w:hAnsi="맑은 고딕" w:eastAsia="맑은 고딕"/>
+          <w:b w:val="0"/>
+          <w:color w:val="6B7280"/>
+          <w:sz w:val="21"/>
+        </w:rPr>
+        <w:t xml:space="preserve">· </w:t>
+      </w:r>
+      <w:r>
+        <w:rPr w:rFonts="맑은 고딕">
+          <w:rFonts w:ascii="맑은 고딕" w:hAnsi="맑은 고딕" w:eastAsia="맑은 고딕"/>
+          <w:b/>
+          <w:color w:val="1F2937"/>
+          <w:sz w:val="21"/>
+        </w:rPr>
+        <w:t xml:space="preserve">시대의 흔적(스토리텔링): </w:t>
+      </w:r>
+      <w:r>
+        <w:rPr w:rFonts="맑은 고딕">
+          <w:rFonts w:ascii="맑은 고딕" w:hAnsi="맑은 고딕" w:eastAsia="맑은 고딕"/>
+          <w:b w:val="0"/>
+          <w:sz w:val="21"/>
+        </w:rPr>
+        <w:t>1970년대 말과 1980년대 초, 격동과 방황의 시대를 관통하던 청춘들에게 탕아의 회한과 부모의 무조건적인 사랑을 노래한 이 앨범은 거대한 정서적 안식처였습니다. 국내에서도 번안 가요와 심야 라디오 방송을 통해 끊임없이 흘러나오며, 급격한 산업화의 파고 속에서 지친 부모 세대와 흔들리던 젊은이들의 가슴을 따스한 눈물로 어루만져 준 시대의 초상이었습니다.</w:t>
+      </w:r>
+    </w:p>
+    <w:p>
+      <w:pPr>
+        <w:spacing w:line="324" w:lineRule="auto" w:before="200" w:after="80"/>
+      </w:pPr>
+      <w:r>
+        <w:rPr w:rFonts="맑은 고딕">
+          <w:rFonts w:ascii="맑은 고딕" w:hAnsi="맑은 고딕" w:eastAsia="맑은 고딕"/>
+          <w:b/>
+          <w:color w:val="1E3A8A"/>
+          <w:sz w:val="24"/>
+        </w:rPr>
+        <w:t>4. 주요 수록곡 및 감상 제언</w:t>
+      </w:r>
+    </w:p>
+    <w:p>
+      <w:pPr>
+        <w:spacing w:line="324" w:lineRule="auto" w:after="80"/>
+      </w:pPr>
+      <w:r>
+        <w:rPr w:rFonts="맑은 고딕">
+          <w:rFonts w:ascii="맑은 고딕" w:hAnsi="맑은 고딕" w:eastAsia="맑은 고딕"/>
+          <w:b w:val="0"/>
+          <w:color w:val="6B7280"/>
+          <w:sz w:val="21"/>
+        </w:rPr>
+        <w:t xml:space="preserve">· </w:t>
+      </w:r>
+      <w:r>
+        <w:rPr w:rFonts="맑은 고딕">
+          <w:rFonts w:ascii="맑은 고딕" w:hAnsi="맑은 고딕" w:eastAsia="맑은 고딕"/>
+          <w:b/>
+          <w:color w:val="1F2937"/>
+          <w:sz w:val="21"/>
+        </w:rPr>
+        <w:t xml:space="preserve">주요 수록곡 특징: </w:t>
+      </w:r>
+      <w:r>
+        <w:rPr w:rFonts="맑은 고딕">
+          <w:rFonts w:ascii="맑은 고딕" w:hAnsi="맑은 고딕" w:eastAsia="맑은 고딕"/>
+          <w:b w:val="0"/>
+          <w:sz w:val="21"/>
+        </w:rPr>
+        <w:t>표제곡이자 불후의 명곡인 'Anak(아낙)'은 정갈한 기타 아르페지오로 시작해 후반부 웅장한 스트링과 함께 터져 나오는 프레디 아길라르의 절규 어린 보컬이 듣는 이를 단숨에 압도합니다. 앨범 전반을 흐르는 토속적이면서도 서정적인 멜로디 라인은 어쿠스틱 악기들의 여백과 어우러져 한 편의 시를 감상하듯 맑고 깊은 내면의 울림을 선사합니다.</w:t>
+      </w:r>
+    </w:p>
+    <w:p>
+      <w:pPr>
+        <w:spacing w:line="324" w:lineRule="auto" w:after="80"/>
+      </w:pPr>
+      <w:r>
+        <w:rPr w:rFonts="맑은 고딕">
+          <w:rFonts w:ascii="맑은 고딕" w:hAnsi="맑은 고딕" w:eastAsia="맑은 고딕"/>
+          <w:b w:val="0"/>
+          <w:color w:val="6B7280"/>
+          <w:sz w:val="21"/>
+        </w:rPr>
+        <w:t xml:space="preserve">· </w:t>
+      </w:r>
+      <w:r>
+        <w:rPr w:rFonts="맑은 고딕">
+          <w:rFonts w:ascii="맑은 고딕" w:hAnsi="맑은 고딕" w:eastAsia="맑은 고딕"/>
+          <w:b/>
+          <w:color w:val="1F2937"/>
+          <w:sz w:val="21"/>
+        </w:rPr>
+        <w:t xml:space="preserve">빈티지 감상 제언: </w:t>
+      </w:r>
+      <w:r>
+        <w:rPr w:rFonts="맑은 고딕">
+          <w:rFonts w:ascii="맑은 고딕" w:hAnsi="맑은 고딕" w:eastAsia="맑은 고딕"/>
+          <w:b w:val="0"/>
+          <w:sz w:val="21"/>
+        </w:rPr>
+        <w:t>턴테이블의 바늘이 LP의 소리골을 스치며 전해오는 미세한 표면 잡음과 어쿠스틱 기타 현의 잔향은 진공관 앰프를 거칠 때 비로소 심장을 울리는 질감으로 환생합니다. 디지털 음원에서는 느낄 수 없는 육성의 온기와 아날로그 특유의 풍성한 배음에 귀를 기울이며, 조도를 낮춘 아늑한 공간에서 감상하시기를 권합니다.</w:t>
+      </w:r>
+    </w:p>
+    <w:p>
+      <w:pPr>
+        <w:spacing w:line="324" w:lineRule="auto" w:after="80"/>
+      </w:pPr>
+      <w:r>
+        <w:rPr w:rFonts="맑은 고딕">
+          <w:rFonts w:ascii="맑은 고딕" w:hAnsi="맑은 고딕" w:eastAsia="맑은 고딕"/>
+          <w:b w:val="0"/>
+          <w:color w:val="6B7280"/>
+          <w:sz w:val="21"/>
+        </w:rPr>
+        <w:t xml:space="preserve">· </w:t>
+      </w:r>
+      <w:r>
+        <w:rPr w:rFonts="맑은 고딕">
+          <w:rFonts w:ascii="맑은 고딕" w:hAnsi="맑은 고딕" w:eastAsia="맑은 고딕"/>
+          <w:b/>
+          <w:color w:val="1F2937"/>
+          <w:sz w:val="21"/>
+        </w:rPr>
+        <w:t xml:space="preserve">소장 가치: </w:t>
+      </w:r>
+      <w:r>
+        <w:rPr w:rFonts="맑은 고딕">
+          <w:rFonts w:ascii="맑은 고딕" w:hAnsi="맑은 고딕" w:eastAsia="맑은 고딕"/>
+          <w:b w:val="0"/>
+          <w:sz w:val="21"/>
+        </w:rPr>
+        <w:t>변방이라 여겨졌던 동양의 소박한 노래가 전 세계 음악팬들의 영혼을 정화했던 기적 같은 순간을 담고 있는 이 바이닐은, 순수 포크 음악의 정수를 영구히 간직하고자 하는 LP 애호가에게 결코 빼놓을 수 없는 보물입니다.</w:t>
+      </w:r>
+    </w:p>
+    <w:p>
+      <w:pPr>
+        <w:spacing w:line="324" w:lineRule="auto" w:after="120" w:before="160"/>
+      </w:pPr>
+      <w:r>
+        <w:rPr w:rFonts="맑은 고딕">
+          <w:rFonts w:ascii="맑은 고딕" w:hAnsi="맑은 고딕" w:eastAsia="맑은 고딕"/>
+          <w:b/>
+          <w:color w:val="4338CA"/>
+          <w:sz w:val="21"/>
+        </w:rPr>
+        <w:t>이 음반을 통해 언어와 세월을 뛰어넘어 인간 본연의 사랑과 회한을 노래하는 깊은 울림이 전해주는 감동을 다시 한번 경험해 보시는 것은 어떨까요?</w:t>
       </w:r>
     </w:p>
     <w:sectPr>
       <w:pgSz w:w="12240" w:h="15840"/>
-      <w:pgMar w:top="1440" w:right="1440" w:bottom="1440" w:left="1440" w:header="720" w:footer="720" w:gutter="0"/>
+      <w:pgMar w:top="1152" w:right="1296" w:bottom="1152" w:left="1296" w:header="720" w:footer="720" w:gutter="0"/>
       <w:cols w:space="720"/>
       <w:docGrid w:linePitch="360"/>
     </w:sectPr>

--- a/word_reports/LP_0149_위치_103_Freddle Aguilar_Anak.docx
+++ b/word_reports/LP_0149_위치_103_Freddle Aguilar_Anak.docx
@@ -32,7 +32,7 @@
     </w:p>
     <w:p>
       <w:pPr>
-        <w:spacing w:line="324" w:lineRule="auto" w:before="80" w:after="160"/>
+        <w:spacing w:line="324" w:lineRule="auto" w:before="80" w:after="120"/>
       </w:pPr>
       <w:r>
         <w:rPr w:rFonts="맑은 고딕">
@@ -42,13 +42,6 @@
           <w:sz w:val="22"/>
         </w:rPr>
         <w:t xml:space="preserve">[음반 소개] </w:t>
-      </w:r>
-      <w:r>
-        <w:rPr w:rFonts="맑은 고딕">
-          <w:rFonts w:ascii="맑은 고딕" w:hAnsi="맑은 고딕" w:eastAsia="맑은 고딕"/>
-          <w:b w:val="0"/>
-          <w:sz w:val="21"/>
-        </w:rPr>
       </w:r>
     </w:p>
     <w:p>
@@ -61,7 +54,46 @@
           <w:b w:val="0"/>
           <w:sz w:val="21"/>
         </w:rPr>
-        <w:t>동양의 소박한 선율에 부모와 자식 간의 숭고한 사랑과 회한을 담아낸 이 음반은, 언어의 장벽을 넘어 전 세계 수많은 이들의 심금을 울린 불멸의 명작입니다. 필리핀 민중 음악인 ‘피노이 포크(Pinoy Folk)’의 정수가 깃든 어쿠스틱 기타와 애절하면서도 호소력 짙은 보컬은 아시아 대중음악이 도달한 가장 순수하고 깊은 정점을 보여줍니다. 찰나의 유행을 지나 반세기가 흐른 지금까지도 여전히 가슴 깊은 곳을 정화하는 따뜻한 온기를 품고 있으며, 우리네 청춘의 기억 한구석에 아련한 그리움과 모성·부성의 헌신으로 각인되어 있는 앨범입니다.</w:t>
+        <w:t>1978년, 제1회 메트로 마닐라 대중음악 축제(Metropop) 무대에 한 청년이 허름한 통기타 한 대를 메고 올라섰습니다. 화려한 오케스트레이션이나 기교 어린 연출 대신, 오직 거칠고 투박한 어쿠스틱 기타 선율과 심장을 파고드는 모국어(타갈로그어)의 절규로 노래를 시작한 이 음유시인이 바로 프레디 아길라르였습니다. 자신의 치기 어린 방황과 부모의 가슴에 못을 박았던 지난날의 과오, 그리고 끝내 모든 상처를 보듬어준 부모의 무조건적인 사랑을 고백한 곡 'Anak(자식)'은 그렇게 탄생하여 세상의 모든 차가운 침묵을 단숨에 깨뜨렸습니다.</w:t>
+      </w:r>
+    </w:p>
+    <w:p>
+      <w:pPr>
+        <w:spacing w:line="324" w:lineRule="auto" w:after="120"/>
+      </w:pPr>
+      <w:r>
+        <w:rPr w:rFonts="맑은 고딕">
+          <w:rFonts w:ascii="맑은 고딕" w:hAnsi="맑은 고딕" w:eastAsia="맑은 고딕"/>
+          <w:b w:val="0"/>
+          <w:sz w:val="21"/>
+        </w:rPr>
+        <w:t>이 음반은 아시아 대중음악사에서 유례를 찾아볼 수 없는 경이로운 기적이자 불멸의 이정표입니다. 영미권 팝이 세계를 호령하던 시대, 낯선 타갈로그어로 불린 이 단출한 포크 송은 언어와 문화의 국경을 단숨에 허물어뜨렸습니다. 유럽과 일본, 그리고 대한민국을 비롯한 전 세계 수십 개국에서 번안되고 수백만 장의 음반 판매고를 기록하며, 진정한 음악적 진실성은 번역을 필요로 하지 않는다는 숭고한 예술적 명제를 완벽하게 증명해 냈습니다.</w:t>
+      </w:r>
+    </w:p>
+    <w:p>
+      <w:pPr>
+        <w:spacing w:line="324" w:lineRule="auto" w:after="120"/>
+      </w:pPr>
+      <w:r>
+        <w:rPr w:rFonts="맑은 고딕">
+          <w:rFonts w:ascii="맑은 고딕" w:hAnsi="맑은 고딕" w:eastAsia="맑은 고딕"/>
+          <w:b w:val="0"/>
+          <w:sz w:val="21"/>
+        </w:rPr>
+        <w:t>음반 전반을 지배하는 정서는 방황하는 인간 본연의 고뇌와 눈물겨운 귀향(歸鄕)의 서사입니다. 아길라르의 맑고도 애수 띤 미성은 나일론과 스틸 스트링이 빚어내는 어쿠스틱의 담백함 속에서 더욱 찬란히 빛납니다. 기교를 배제한 순수한 통기타의 아르페지오와 흙냄새 짙은 멜로디는 부모 세대의 헌신과 자식 세대의 참회를 잇는 다리가 되어, 세월의 풍화를 견뎌내고 오늘날까지도 가슴 저릿한 서정적 울림으로 남아 있습니다.</w:t>
+      </w:r>
+    </w:p>
+    <w:p>
+      <w:pPr>
+        <w:spacing w:line="324" w:lineRule="auto" w:after="120"/>
+      </w:pPr>
+      <w:r>
+        <w:rPr w:rFonts="맑은 고딕">
+          <w:rFonts w:ascii="맑은 고딕" w:hAnsi="맑은 고딕" w:eastAsia="맑은 고딕"/>
+          <w:b w:val="0"/>
+          <w:sz w:val="21"/>
+        </w:rPr>
+        <w:t>검은 LP 그루브 위로 바늘이 내려앉는 순간, 우리는 반세기 전 필리핀의 한 청년이 토해냈던 영혼의 고백 속으로 빨려 들어갑니다. 아날로그 바이닐 특유의 온기 어린 질감은 그의 거친 호흡과 미세한 손가락의 긁힘마저 생생한 온도로 재현해 내며, 현대의 매끄러운 디지털 음원이 결코 흉내 낼 수 없는 깊고 처연한 인간적 위안을 선사합니다.</w:t>
       </w:r>
     </w:p>
     <w:p>
@@ -168,7 +200,7 @@
           <w:b w:val="0"/>
           <w:sz w:val="21"/>
         </w:rPr>
-        <w:t>1978년 필리핀 메트로 마닐라 대중가요 축제(Metropop Song Festival) 참가를 계기로 전 세계에 공개된 데뷔 명반으로, 영미권 팝 중심의 판도를 뒤흔들며 아시아 포크의 서정성을 지구촌 곳곳에 아로새긴 역사적 기념비입니다.</w:t>
+        <w:t>1978년 필리핀 Sunshine/Polydor 레이블 등을 통해 발매되었으며, 제1회 메트로팝 페스티벌 출품을 계기로 세계적 반향을 일으킨 아시아 포크의 기념비적 명반.</w:t>
       </w:r>
     </w:p>
     <w:p>
@@ -199,7 +231,7 @@
           <w:b w:val="0"/>
           <w:sz w:val="21"/>
         </w:rPr>
-        <w:t>발매 직후 필리핀을 넘어 일본 오리콘 차트 상위권 진입과 서유럽 각국 차트 정상을 석권하였으며, 전 세계 50여 개국에서 다양한 언어로 번안되며 단일 곡 및 앨범 통산 수천만 장의 경이로운 판매고를 기록하였습니다.</w:t>
+        <w:t>전 세계적으로 수백만 장 이상의 경이적인 판매고를 기록, 일본 오리콘 차트 2위 및 서유럽 각국 차트 상위권에 진입하며 필리핀 대중음악 역사상 전무후무한 글로벌 메가 히트를 달성.</w:t>
       </w:r>
     </w:p>
     <w:p>
@@ -230,7 +262,7 @@
           <w:b w:val="0"/>
           <w:sz w:val="21"/>
         </w:rPr>
-        <w:t>제1회 메트로 마닐라 대중음악 축제 결선 진출을 시작으로 아시아 및 유럽 각국에서 수많은 골드 및 플래티넘 디스크를 수상하였으며, 필리핀 음악 명예의 전당 격인 다수의 권위 있는 시상식에서 역사상 가장 위대한 음악적 성취로 공인받았습니다.</w:t>
+        <w:t>1978년 메트로팝 음악제 최종 입상 및 아시아 아티스트 최초로 서구 주류 팝 시장에서 폭넓은 대중적 찬사를 받으며 전 세계 20여 개국 이상의 언어로 번안되는 영예를 안음.</w:t>
       </w:r>
     </w:p>
     <w:p>
@@ -275,7 +307,7 @@
           <w:b w:val="0"/>
           <w:sz w:val="21"/>
         </w:rPr>
-        <w:t>필리핀 (Philippines)</w:t>
+        <w:t>필리핀</w:t>
       </w:r>
     </w:p>
     <w:p>
@@ -306,7 +338,7 @@
           <w:b w:val="0"/>
           <w:sz w:val="21"/>
         </w:rPr>
-        <w:t>1953년 2월 5일 ~ 현재</w:t>
+        <w:t>1953년 2월 5일 출생</w:t>
       </w:r>
     </w:p>
     <w:p>
@@ -337,7 +369,7 @@
           <w:b w:val="0"/>
           <w:sz w:val="21"/>
         </w:rPr>
-        <w:t>솔로 (포크 싱어송라이터)</w:t>
+        <w:t>솔로</w:t>
       </w:r>
     </w:p>
     <w:p>
@@ -368,7 +400,7 @@
           <w:b w:val="0"/>
           <w:sz w:val="21"/>
         </w:rPr>
-        <w:t>프레디 아길라르는 필리핀 민중의 고단한 삶과 영혼을 노래하며 ‘피노이 포크’의 부흥을 이끈 전설적인 음유시인입니다. 단순한 대중가수를 넘어 독재 정권에 맞선 저항과 민중의 아픔, 인간 본연의 고뇌를 투명하고 진솔한 목소리로 대변하며 아시아 팝 역사에 독보적인 족적을 남긴 거장입니다.</w:t>
+        <w:t>필리핀을 대표하는 전설적인 음유시인이자 아시아 최고의 민중 포크 싱어송라이터입니다. 특유의 호소력 짙고 서정적인 보이스와 어쿠스틱 기타 연주를 통해 인간 본연의 가족애와 사회적 약자의 아픔을 진솔하게 노래하며 세계 팝 음악사에 굵직한 족적을 남겼습니다.</w:t>
       </w:r>
     </w:p>
     <w:p>
@@ -413,7 +445,7 @@
           <w:b w:val="0"/>
           <w:sz w:val="21"/>
         </w:rPr>
-        <w:t>비영어권 음반이라는 언어적 한계를 초월하여 아시아 로컬 포크 음악이 전 지구적 보편성을 획득할 수 있음을 증명한 팝 음악사의 기념비적 역작입니다. 어쿠스틱 기타 한 대와 투박한 울림만으로도 국경과 인종을 넘어선 인류 공통의 감정인 '가족애'를 완벽하게 포착해 내며 클래식의 반열에 올랐습니다.</w:t>
+        <w:t>비영어권 아시아 음악이 언어적 한계를 극복하고 전 세계인의 심금을 울린 월드뮤직의 불멸의 고전입니다. 화려한 전자음 없이 오직 어쿠스틱 사운드의 정통성만으로 세계 정상급 포크 명반 반열에 올랐습니다.</w:t>
       </w:r>
     </w:p>
     <w:p>
@@ -444,7 +476,7 @@
           <w:b w:val="0"/>
           <w:sz w:val="21"/>
         </w:rPr>
-        <w:t>1970년대 말과 1980년대 초, 격동과 방황의 시대를 관통하던 청춘들에게 탕아의 회한과 부모의 무조건적인 사랑을 노래한 이 앨범은 거대한 정서적 안식처였습니다. 국내에서도 번안 가요와 심야 라디오 방송을 통해 끊임없이 흘러나오며, 급격한 산업화의 파고 속에서 지친 부모 세대와 흔들리던 젊은이들의 가슴을 따스한 눈물로 어루만져 준 시대의 초상이었습니다.</w:t>
+        <w:t>1970년대 후반 급격한 산업화와 격동의 시대 속에서 방황하던 청춘들의 아픔, 그리고 묵묵히 그들을 기다려준 부모의 헌신적 사랑을 대변하며 당시 한국을 비롯한 세계 각지의 젊은이들에게 깊은 정서적 정화와 눈물을 선사했습니다.</w:t>
       </w:r>
     </w:p>
     <w:p>
@@ -489,7 +521,7 @@
           <w:b w:val="0"/>
           <w:sz w:val="21"/>
         </w:rPr>
-        <w:t>표제곡이자 불후의 명곡인 'Anak(아낙)'은 정갈한 기타 아르페지오로 시작해 후반부 웅장한 스트링과 함께 터져 나오는 프레디 아길라르의 절규 어린 보컬이 듣는 이를 단숨에 압도합니다. 앨범 전반을 흐르는 토속적이면서도 서정적인 멜로디 라인은 어쿠스틱 악기들의 여백과 어우러져 한 편의 시를 감상하듯 맑고 깊은 내면의 울림을 선사합니다.</w:t>
+        <w:t>타이틀곡 'Anak'은 쓸쓸하면서도 비장미 넘치는 어쿠스틱 기타 선율과 절규하듯 토해내는 보컬이 감정의 극치를 이루며, 그 외 수록곡들 역시 필리핀 고유의 정서와 포크 록의 세련미가 절묘하게 어우러진 수려한 멜로디를 자랑합니다.</w:t>
       </w:r>
     </w:p>
     <w:p>
@@ -520,7 +552,7 @@
           <w:b w:val="0"/>
           <w:sz w:val="21"/>
         </w:rPr>
-        <w:t>턴테이블의 바늘이 LP의 소리골을 스치며 전해오는 미세한 표면 잡음과 어쿠스틱 기타 현의 잔향은 진공관 앰프를 거칠 때 비로소 심장을 울리는 질감으로 환생합니다. 디지털 음원에서는 느낄 수 없는 육성의 온기와 아날로그 특유의 풍성한 배음에 귀를 기울이며, 조도를 낮춘 아늑한 공간에서 감상하시기를 권합니다.</w:t>
+        <w:t>진공관 앰프의 부드러운 배음과 어우러질 때 어쿠스틱 기타 줄의 떨림과 프레디 아길라르의 숨결이 손에 잡힐 듯 생생하게 다가옵니다. 은은한 조명 아래 턴테이블의 회전을 바라보며 음악 자체의 서사에 온전히 몰입해 보시길 권합니다.</w:t>
       </w:r>
     </w:p>
     <w:p>
@@ -551,7 +583,7 @@
           <w:b w:val="0"/>
           <w:sz w:val="21"/>
         </w:rPr>
-        <w:t>변방이라 여겨졌던 동양의 소박한 노래가 전 세계 음악팬들의 영혼을 정화했던 기적 같은 순간을 담고 있는 이 바이닐은, 순수 포크 음악의 정수를 영구히 간직하고자 하는 LP 애호가에게 결코 빼놓을 수 없는 보물입니다.</w:t>
+        <w:t>아시아 대중음악이 도달한 가장 숭고한 예술적 성취를 담고 있는 역사적 사료이자, 아날로그 바이닐로 감상할 때 그 진가가 백분 발휘되는 오디오파일 및 포크 컬렉터들의 필청 소장반입니다.</w:t>
       </w:r>
     </w:p>
     <w:p>
@@ -565,7 +597,7 @@
           <w:color w:val="4338CA"/>
           <w:sz w:val="21"/>
         </w:rPr>
-        <w:t>이 음반을 통해 언어와 세월을 뛰어넘어 인간 본연의 사랑과 회한을 노래하는 깊은 울림이 전해주는 감동을 다시 한번 경험해 보시는 것은 어떨까요?</w:t>
+        <w:t>이 음반을 통해 아득한 세월을 건너 부모의 품처럼 따스하게 전해주는 감동을 다시 한번 경험해 보시는 것은 어떨까요?</w:t>
       </w:r>
     </w:p>
     <w:sectPr>
